--- a/James Emmanuel-Yeboah-Asiamah_AI Use Declaration Form.docx
+++ b/James Emmanuel-Yeboah-Asiamah_AI Use Declaration Form.docx
@@ -160,6 +160,12 @@
           <w:rFonts w:ascii="Times New Roman" w:hAnsi="Times New Roman" w:cs="Times New Roman"/>
         </w:rPr>
         <w:t xml:space="preserve"> ______</w:t>
+      </w:r>
+      <w:r>
+        <w:rPr>
+          <w:rFonts w:ascii="Times New Roman" w:hAnsi="Times New Roman" w:cs="Times New Roman"/>
+        </w:rPr>
+        <w:t>https://github.com/JamesEmmanuel20/lab-4-llm-decision-support.git</w:t>
       </w:r>
       <w:r>
         <w:rPr>
@@ -912,6 +918,7 @@
         <w:rPr>
           <w:rFonts w:ascii="Times New Roman" w:hAnsi="Times New Roman" w:cs="Times New Roman"/>
         </w:rPr>
+        <w:lastRenderedPageBreak/>
         <w:t>Where required, attach evidence of AI use. Tick all that apply.</w:t>
       </w:r>
       <w:r>
@@ -956,7 +963,6 @@
                 <w:b/>
                 <w:bCs/>
               </w:rPr>
-              <w:lastRenderedPageBreak/>
               <w:t>Evidence Type</w:t>
             </w:r>
           </w:p>
@@ -1179,6 +1185,7 @@
             <w:r>
               <w:rPr>
                 <w:rFonts w:ascii="Times New Roman" w:hAnsi="Times New Roman" w:cs="Times New Roman"/>
+                <w:noProof/>
               </w:rPr>
               <w:drawing>
                 <wp:inline distT="0" distB="0" distL="0" distR="0" wp14:anchorId="51AF7917" wp14:editId="53C540BE">
@@ -1748,12 +1755,14 @@
         </w:rPr>
         <w:t xml:space="preserve"> ___________</w:t>
       </w:r>
+      <w:proofErr w:type="spellStart"/>
       <w:r>
         <w:rPr>
           <w:rFonts w:ascii="Times New Roman" w:hAnsi="Times New Roman" w:cs="Times New Roman"/>
         </w:rPr>
         <w:t>JEmmanuel</w:t>
       </w:r>
+      <w:proofErr w:type="spellEnd"/>
       <w:r>
         <w:rPr>
           <w:rFonts w:ascii="Times New Roman" w:hAnsi="Times New Roman" w:cs="Times New Roman"/>
